--- a/claude/thesis_chapter/CHAPTER3_formulation_FA_R1.docx
+++ b/claude/thesis_chapter/CHAPTER3_formulation_FA_R1.docx
@@ -2,7 +2,7 @@
 <file path=word/document.xml><?xml version="1.0" encoding="utf-8"?>
 <w:document xmlns:w="http://schemas.openxmlformats.org/wordprocessingml/2006/main" xmlns:m="http://schemas.openxmlformats.org/officeDocument/2006/math" xmlns:r="http://schemas.openxmlformats.org/officeDocument/2006/relationships" xmlns:o="urn:schemas-microsoft-com:office:office" xmlns:v="urn:schemas-microsoft-com:vml" xmlns:w10="urn:schemas-microsoft-com:office:word" xmlns:a="http://schemas.openxmlformats.org/drawingml/2006/main" xmlns:pic="http://schemas.openxmlformats.org/drawingml/2006/picture" xmlns:wp="http://schemas.openxmlformats.org/drawingml/2006/wordprocessingDrawing">
   <w:body>
-    <w:bookmarkStart w:id="28" w:name="فصل-سوم-روششناسی-پژوهش"/>
+    <w:bookmarkStart w:id="43" w:name="فصل-سوم-روششناسی-پژوهش"/>
     <w:p>
       <w:pPr>
         <w:pStyle w:val="Heading1"/>
@@ -15,7 +15,7 @@
         <w:t xml:space="preserve">فصل سوم: روش‌شناسی پژوهش</w:t>
       </w:r>
     </w:p>
-    <w:bookmarkStart w:id="9" w:name="مقدمه"/>
+    <w:bookmarkStart w:id="12" w:name="مقدمه"/>
     <w:p>
       <w:pPr>
         <w:pStyle w:val="Heading2"/>
@@ -1295,13 +1295,62 @@
     </w:p>
     <w:p>
       <w:pPr>
+        <w:pStyle w:val="CaptionedFigure"/>
         <w:bidi/>
       </w:pPr>
       <w:r>
-        <w:rPr>
-          <w:rtl/>
-        </w:rPr>
-        <w:t xml:space="preserve">[شکل: geometry_schematic]</w:t>
+        <w:drawing>
+          <wp:inline>
+            <wp:extent cx="5334000" cy="2834956"/>
+            <wp:effectExtent b="0" l="0" r="0" t="0"/>
+            <wp:docPr descr="شکل ۳-۱" title="" id="10" name="Picture"/>
+            <a:graphic>
+              <a:graphicData uri="http://schemas.openxmlformats.org/drawingml/2006/picture">
+                <pic:pic>
+                  <pic:nvPicPr>
+                    <pic:cNvPr descr="figures_ch123/geometry_schematic.png" id="11" name="Picture"/>
+                    <pic:cNvPicPr>
+                      <a:picLocks noChangeArrowheads="1" noChangeAspect="1"/>
+                    </pic:cNvPicPr>
+                  </pic:nvPicPr>
+                  <pic:blipFill>
+                    <a:blip r:embed="rId9"/>
+                    <a:stretch>
+                      <a:fillRect/>
+                    </a:stretch>
+                  </pic:blipFill>
+                  <pic:spPr bwMode="auto">
+                    <a:xfrm>
+                      <a:off x="0" y="0"/>
+                      <a:ext cx="5334000" cy="2834956"/>
+                    </a:xfrm>
+                    <a:prstGeom prst="rect">
+                      <a:avLst/>
+                    </a:prstGeom>
+                    <a:noFill/>
+                    <a:ln w="9525">
+                      <a:noFill/>
+                      <a:headEnd/>
+                      <a:tailEnd/>
+                    </a:ln>
+                  </pic:spPr>
+                </pic:pic>
+              </a:graphicData>
+            </a:graphic>
+          </wp:inline>
+        </w:drawing>
+      </w:r>
+    </w:p>
+    <w:p>
+      <w:pPr>
+        <w:pStyle w:val="ImageCaption"/>
+        <w:bidi/>
+      </w:pPr>
+      <w:r>
+        <w:rPr>
+          <w:rtl/>
+        </w:rPr>
+        <w:t xml:space="preserve">شکل ۳-۱</w:t>
       </w:r>
     </w:p>
     <w:p>
@@ -1676,8 +1725,8 @@
         <w:t xml:space="preserve">نظری و محاسباتیِ لازم برای تحلیل دقیق سامانه در فصل چهارم را فراهم می‌سازد.</w:t>
       </w:r>
     </w:p>
-    <w:bookmarkEnd w:id="9"/>
-    <w:bookmarkStart w:id="12" w:name="Xe05dd0cdab3847df2f511e8f79932884ae716cc"/>
+    <w:bookmarkEnd w:id="12"/>
+    <w:bookmarkStart w:id="21" w:name="Xe05dd0cdab3847df2f511e8f79932884ae716cc"/>
     <w:p>
       <w:pPr>
         <w:pStyle w:val="Heading2"/>
@@ -2681,7 +2730,7 @@
         <w:t xml:space="preserve">گیگاپاسکال به‌دست می‌آید.</w:t>
       </w:r>
     </w:p>
-    <w:bookmarkStart w:id="10" w:name="X7c47ca30c2c361b16101e67c4123f06348ff861"/>
+    <w:bookmarkStart w:id="16" w:name="X7c47ca30c2c361b16101e67c4123f06348ff861"/>
     <w:p>
       <w:pPr>
         <w:pStyle w:val="Heading3"/>
@@ -7307,13 +7356,62 @@
     </w:p>
     <w:p>
       <w:pPr>
+        <w:pStyle w:val="CaptionedFigure"/>
         <w:bidi/>
       </w:pPr>
       <w:r>
-        <w:rPr>
-          <w:rtl/>
-        </w:rPr>
-        <w:t xml:space="preserve">[شکل: GPL_patterns_schematic]</w:t>
+        <w:drawing>
+          <wp:inline>
+            <wp:extent cx="5334000" cy="4124442"/>
+            <wp:effectExtent b="0" l="0" r="0" t="0"/>
+            <wp:docPr descr="شکل ۳-۲" title="" id="14" name="Picture"/>
+            <a:graphic>
+              <a:graphicData uri="http://schemas.openxmlformats.org/drawingml/2006/picture">
+                <pic:pic>
+                  <pic:nvPicPr>
+                    <pic:cNvPr descr="figures_ch123/GPL_patterns_schematic.png" id="15" name="Picture"/>
+                    <pic:cNvPicPr>
+                      <a:picLocks noChangeArrowheads="1" noChangeAspect="1"/>
+                    </pic:cNvPicPr>
+                  </pic:nvPicPr>
+                  <pic:blipFill>
+                    <a:blip r:embed="rId13"/>
+                    <a:stretch>
+                      <a:fillRect/>
+                    </a:stretch>
+                  </pic:blipFill>
+                  <pic:spPr bwMode="auto">
+                    <a:xfrm>
+                      <a:off x="0" y="0"/>
+                      <a:ext cx="5334000" cy="4124442"/>
+                    </a:xfrm>
+                    <a:prstGeom prst="rect">
+                      <a:avLst/>
+                    </a:prstGeom>
+                    <a:noFill/>
+                    <a:ln w="9525">
+                      <a:noFill/>
+                      <a:headEnd/>
+                      <a:tailEnd/>
+                    </a:ln>
+                  </pic:spPr>
+                </pic:pic>
+              </a:graphicData>
+            </a:graphic>
+          </wp:inline>
+        </w:drawing>
+      </w:r>
+    </w:p>
+    <w:p>
+      <w:pPr>
+        <w:pStyle w:val="ImageCaption"/>
+        <w:bidi/>
+      </w:pPr>
+      <w:r>
+        <w:rPr>
+          <w:rtl/>
+        </w:rPr>
+        <w:t xml:space="preserve">شکل ۳-۲</w:t>
       </w:r>
     </w:p>
     <w:p>
@@ -7475,8 +7573,8 @@
         <w:t xml:space="preserve">، هفت لایه).</w:t>
       </w:r>
     </w:p>
-    <w:bookmarkEnd w:id="10"/>
-    <w:bookmarkStart w:id="11" w:name="خواص-مواد-لایهای-متخلخل"/>
+    <w:bookmarkEnd w:id="16"/>
+    <w:bookmarkStart w:id="20" w:name="خواص-مواد-لایهای-متخلخل"/>
     <w:p>
       <w:pPr>
         <w:pStyle w:val="Heading3"/>
@@ -12093,13 +12191,62 @@
     </w:p>
     <w:p>
       <w:pPr>
+        <w:pStyle w:val="CaptionedFigure"/>
         <w:bidi/>
       </w:pPr>
       <w:r>
-        <w:rPr>
-          <w:rtl/>
-        </w:rPr>
-        <w:t xml:space="preserve">[شکل: porosity_patterns_schematic]</w:t>
+        <w:drawing>
+          <wp:inline>
+            <wp:extent cx="5334000" cy="3661426"/>
+            <wp:effectExtent b="0" l="0" r="0" t="0"/>
+            <wp:docPr descr="شکل ۳-۳" title="" id="18" name="Picture"/>
+            <a:graphic>
+              <a:graphicData uri="http://schemas.openxmlformats.org/drawingml/2006/picture">
+                <pic:pic>
+                  <pic:nvPicPr>
+                    <pic:cNvPr descr="figures_ch123/porosity_patterns_schematic.png" id="19" name="Picture"/>
+                    <pic:cNvPicPr>
+                      <a:picLocks noChangeArrowheads="1" noChangeAspect="1"/>
+                    </pic:cNvPicPr>
+                  </pic:nvPicPr>
+                  <pic:blipFill>
+                    <a:blip r:embed="rId17"/>
+                    <a:stretch>
+                      <a:fillRect/>
+                    </a:stretch>
+                  </pic:blipFill>
+                  <pic:spPr bwMode="auto">
+                    <a:xfrm>
+                      <a:off x="0" y="0"/>
+                      <a:ext cx="5334000" cy="3661426"/>
+                    </a:xfrm>
+                    <a:prstGeom prst="rect">
+                      <a:avLst/>
+                    </a:prstGeom>
+                    <a:noFill/>
+                    <a:ln w="9525">
+                      <a:noFill/>
+                      <a:headEnd/>
+                      <a:tailEnd/>
+                    </a:ln>
+                  </pic:spPr>
+                </pic:pic>
+              </a:graphicData>
+            </a:graphic>
+          </wp:inline>
+        </w:drawing>
+      </w:r>
+    </w:p>
+    <w:p>
+      <w:pPr>
+        <w:pStyle w:val="ImageCaption"/>
+        <w:bidi/>
+      </w:pPr>
+      <w:r>
+        <w:rPr>
+          <w:rtl/>
+        </w:rPr>
+        <w:t xml:space="preserve">شکل ۳-۳</w:t>
       </w:r>
     </w:p>
     <w:p>
@@ -12200,9 +12347,9 @@
         <w:t xml:space="preserve">).</w:t>
       </w:r>
     </w:p>
-    <w:bookmarkEnd w:id="11"/>
-    <w:bookmarkEnd w:id="12"/>
-    <w:bookmarkStart w:id="19" w:name="بررسی-معادلات-حاکم"/>
+    <w:bookmarkEnd w:id="20"/>
+    <w:bookmarkEnd w:id="21"/>
+    <w:bookmarkStart w:id="28" w:name="بررسی-معادلات-حاکم"/>
     <w:p>
       <w:pPr>
         <w:pStyle w:val="Heading2"/>
@@ -12286,7 +12433,7 @@
         <w:t xml:space="preserve">دما به‌صورت یکپارچه حل می‌شوند.</w:t>
       </w:r>
     </w:p>
-    <w:bookmarkStart w:id="13" w:name="روابط-کرنشجابجایی"/>
+    <w:bookmarkStart w:id="22" w:name="روابط-کرنشجابجایی"/>
     <w:p>
       <w:pPr>
         <w:pStyle w:val="Heading3"/>
@@ -13121,8 +13268,8 @@
         <w:t xml:space="preserve">تنسور کرنش‌اند.</w:t>
       </w:r>
     </w:p>
-    <w:bookmarkEnd w:id="13"/>
-    <w:bookmarkStart w:id="14" w:name="روابط-تنشکرنش"/>
+    <w:bookmarkEnd w:id="22"/>
+    <w:bookmarkStart w:id="23" w:name="روابط-تنشکرنش"/>
     <w:p>
       <w:pPr>
         <w:pStyle w:val="Heading3"/>
@@ -15313,8 +15460,8 @@
         <w:t xml:space="preserve">آغاز عاری از تنش‌های حرارتی و مکانیکی است.</w:t>
       </w:r>
     </w:p>
-    <w:bookmarkEnd w:id="14"/>
-    <w:bookmarkStart w:id="15" w:name="معادلات-حرکت"/>
+    <w:bookmarkEnd w:id="23"/>
+    <w:bookmarkStart w:id="24" w:name="معادلات-حرکت"/>
     <w:p>
       <w:pPr>
         <w:pStyle w:val="Heading3"/>
@@ -17773,8 +17920,8 @@
         </m:oMath>
       </m:oMathPara>
     </w:p>
-    <w:bookmarkEnd w:id="15"/>
-    <w:bookmarkStart w:id="16" w:name="معادله-بقای-انرژی-لردشولمن"/>
+    <w:bookmarkEnd w:id="24"/>
+    <w:bookmarkStart w:id="25" w:name="معادله-بقای-انرژی-لردشولمن"/>
     <w:p>
       <w:pPr>
         <w:pStyle w:val="Heading3"/>
@@ -19270,8 +19417,8 @@
         </m:oMath>
       </m:oMathPara>
     </w:p>
-    <w:bookmarkEnd w:id="16"/>
-    <w:bookmarkStart w:id="17" w:name="شرایط-مرزی-اولیه-و-سازگاری-مکانیکی"/>
+    <w:bookmarkEnd w:id="25"/>
+    <w:bookmarkStart w:id="26" w:name="شرایط-مرزی-اولیه-و-سازگاری-مکانیکی"/>
     <w:p>
       <w:pPr>
         <w:pStyle w:val="Heading3"/>
@@ -26645,8 +26792,8 @@
         </m:oMath>
       </m:oMathPara>
     </w:p>
-    <w:bookmarkEnd w:id="17"/>
-    <w:bookmarkStart w:id="18" w:name="شرایط-مرزی-اولیه-و-سازگاری-حرارتی"/>
+    <w:bookmarkEnd w:id="26"/>
+    <w:bookmarkStart w:id="27" w:name="شرایط-مرزی-اولیه-و-سازگاری-حرارتی"/>
     <w:p>
       <w:pPr>
         <w:pStyle w:val="Heading3"/>
@@ -29220,9 +29367,9 @@
         </m:oMath>
       </m:oMathPara>
     </w:p>
-    <w:bookmarkEnd w:id="18"/>
-    <w:bookmarkEnd w:id="19"/>
-    <w:bookmarkStart w:id="25" w:name="گسستهسازی-معادلات-حاکم"/>
+    <w:bookmarkEnd w:id="27"/>
+    <w:bookmarkEnd w:id="28"/>
+    <w:bookmarkStart w:id="37" w:name="گسستهسازی-معادلات-حاکم"/>
     <w:p>
       <w:pPr>
         <w:pStyle w:val="Heading2"/>
@@ -29270,7 +29417,7 @@
         <w:t xml:space="preserve">استفاده از این روش گسسته می‌شوند.</w:t>
       </w:r>
     </w:p>
-    <w:bookmarkStart w:id="20" w:name="روش-دیفرانسیل-کوادریچر"/>
+    <w:bookmarkStart w:id="32" w:name="روش-دیفرانسیل-کوادریچر"/>
     <w:p>
       <w:pPr>
         <w:pStyle w:val="Heading3"/>
@@ -30134,13 +30281,62 @@
     </w:p>
     <w:p>
       <w:pPr>
+        <w:pStyle w:val="CaptionedFigure"/>
         <w:bidi/>
       </w:pPr>
       <w:r>
-        <w:rPr>
-          <w:rtl/>
-        </w:rPr>
-        <w:t xml:space="preserve">[شکل: DQM_nodes_schematic]</w:t>
+        <w:drawing>
+          <wp:inline>
+            <wp:extent cx="5334000" cy="2386564"/>
+            <wp:effectExtent b="0" l="0" r="0" t="0"/>
+            <wp:docPr descr="شکل ۳-۴" title="" id="30" name="Picture"/>
+            <a:graphic>
+              <a:graphicData uri="http://schemas.openxmlformats.org/drawingml/2006/picture">
+                <pic:pic>
+                  <pic:nvPicPr>
+                    <pic:cNvPr descr="figures_ch123/DQM_nodes_schematic.png" id="31" name="Picture"/>
+                    <pic:cNvPicPr>
+                      <a:picLocks noChangeArrowheads="1" noChangeAspect="1"/>
+                    </pic:cNvPicPr>
+                  </pic:nvPicPr>
+                  <pic:blipFill>
+                    <a:blip r:embed="rId29"/>
+                    <a:stretch>
+                      <a:fillRect/>
+                    </a:stretch>
+                  </pic:blipFill>
+                  <pic:spPr bwMode="auto">
+                    <a:xfrm>
+                      <a:off x="0" y="0"/>
+                      <a:ext cx="5334000" cy="2386564"/>
+                    </a:xfrm>
+                    <a:prstGeom prst="rect">
+                      <a:avLst/>
+                    </a:prstGeom>
+                    <a:noFill/>
+                    <a:ln w="9525">
+                      <a:noFill/>
+                      <a:headEnd/>
+                      <a:tailEnd/>
+                    </a:ln>
+                  </pic:spPr>
+                </pic:pic>
+              </a:graphicData>
+            </a:graphic>
+          </wp:inline>
+        </w:drawing>
+      </w:r>
+    </w:p>
+    <w:p>
+      <w:pPr>
+        <w:pStyle w:val="ImageCaption"/>
+        <w:bidi/>
+      </w:pPr>
+      <w:r>
+        <w:rPr>
+          <w:rtl/>
+        </w:rPr>
+        <w:t xml:space="preserve">شکل ۳-۴</w:t>
       </w:r>
     </w:p>
     <w:p>
@@ -30153,7 +30349,77 @@
           <w:bCs/>
           <w:rtl/>
         </w:rPr>
-        <w:t xml:space="preserve">شکل ۳-۴: توزیع نقاطِ گره‌ایِ چبیشف–گاوس–لوباتو در راستای شعاعی (به‌تفکیک هر لایه،</w:t>
+        <w:t xml:space="preserve">شکل ۳-۴: توزیع نقاطِ گره‌ایِ چبیشف–گاوس–لوباتو در راستای شعاعی (به‌تفکیک هر لایه) و</w:t>
+      </w:r>
+      <w:r>
+        <w:rPr>
+          <w:b/>
+          <w:bCs/>
+          <w:rtl/>
+        </w:rPr>
+        <w:t xml:space="preserve"> </w:t>
+      </w:r>
+      <w:r>
+        <w:rPr>
+          <w:b/>
+          <w:bCs/>
+          <w:rtl/>
+        </w:rPr>
+        <w:t xml:space="preserve">راستای محوری؛ برای وضوح بصری</w:t>
+      </w:r>
+      <w:r>
+        <w:rPr>
+          <w:b/>
+          <w:bCs/>
+          <w:rtl/>
+        </w:rPr>
+        <w:t xml:space="preserve"> </w:t>
+      </w:r>
+      <m:oMath>
+        <m:r>
+          <m:t>N</m:t>
+        </m:r>
+        <m:r>
+          <m:rPr>
+            <m:sty m:val="p"/>
+          </m:rPr>
+          <m:t>=</m:t>
+        </m:r>
+        <m:r>
+          <m:t>9</m:t>
+        </m:r>
+      </m:oMath>
+      <w:r>
+        <w:rPr>
+          <w:b/>
+          <w:bCs/>
+          <w:rtl/>
+        </w:rPr>
+        <w:t xml:space="preserve"> </w:t>
+      </w:r>
+      <w:r>
+        <w:rPr>
+          <w:b/>
+          <w:bCs/>
+          <w:rtl/>
+        </w:rPr>
+        <w:t xml:space="preserve">نقطه در هر راستا نمایش داده شده است (مقدار واقعیِ</w:t>
+      </w:r>
+      <w:r>
+        <w:rPr>
+          <w:b/>
+          <w:bCs/>
+          <w:rtl/>
+        </w:rPr>
+        <w:t xml:space="preserve"> </w:t>
+      </w:r>
+      <w:r>
+        <w:rPr>
+          <w:b/>
+          <w:bCs/>
+          <w:rtl/>
+        </w:rPr>
+        <w:t xml:space="preserve">به‌کاررفته در محاسبات:</w:t>
       </w:r>
       <w:r>
         <w:rPr>
@@ -30192,7 +30458,15 @@
           <w:bCs/>
           <w:rtl/>
         </w:rPr>
-        <w:t xml:space="preserve">) و راستای محوری (</w:t>
+        <w:t xml:space="preserve">،</w:t>
+      </w:r>
+      <w:r>
+        <w:rPr>
+          <w:b/>
+          <w:bCs/>
+          <w:rtl/>
+        </w:rPr>
+        <w:t xml:space="preserve"> </w:t>
       </w:r>
       <m:oMath>
         <m:sSub>
@@ -30223,11 +30497,11 @@
           <w:bCs/>
           <w:rtl/>
         </w:rPr>
-        <w:t xml:space="preserve">)؛ تراکم نقاط در نزدیکی مرزها مشهود است.</w:t>
+        <w:t xml:space="preserve">). تراکم نقاط در نزدیکی مرزها مشهود است.</w:t>
       </w:r>
     </w:p>
-    <w:bookmarkEnd w:id="20"/>
-    <w:bookmarkStart w:id="21" w:name="معادلات-حرکت-1"/>
+    <w:bookmarkEnd w:id="32"/>
+    <w:bookmarkStart w:id="33" w:name="معادلات-حرکت-1"/>
     <w:p>
       <w:pPr>
         <w:pStyle w:val="Heading3"/>
@@ -32540,8 +32814,8 @@
         <w:t xml:space="preserve">به این دو راستا اشاره دارند.</w:t>
       </w:r>
     </w:p>
-    <w:bookmarkEnd w:id="21"/>
-    <w:bookmarkStart w:id="22" w:name="معادله-بقای-انرژی-لردشولمن-1"/>
+    <w:bookmarkEnd w:id="33"/>
+    <w:bookmarkStart w:id="34" w:name="معادله-بقای-انرژی-لردشولمن-1"/>
     <w:p>
       <w:pPr>
         <w:pStyle w:val="Heading3"/>
@@ -33524,8 +33798,8 @@
         </m:oMath>
       </m:oMathPara>
     </w:p>
-    <w:bookmarkEnd w:id="22"/>
-    <w:bookmarkStart w:id="23" w:name="شرایط-مرزی-و-سازگاری-مکانیکی"/>
+    <w:bookmarkEnd w:id="34"/>
+    <w:bookmarkStart w:id="35" w:name="شرایط-مرزی-و-سازگاری-مکانیکی"/>
     <w:p>
       <w:pPr>
         <w:pStyle w:val="Heading3"/>
@@ -40386,8 +40660,8 @@
         </m:oMath>
       </m:oMathPara>
     </w:p>
-    <w:bookmarkEnd w:id="23"/>
-    <w:bookmarkStart w:id="24" w:name="شرایط-مرزی-و-سازگاری-حرارتی"/>
+    <w:bookmarkEnd w:id="35"/>
+    <w:bookmarkStart w:id="36" w:name="شرایط-مرزی-و-سازگاری-حرارتی"/>
     <w:p>
       <w:pPr>
         <w:pStyle w:val="Heading3"/>
@@ -41867,9 +42141,9 @@
         </m:oMath>
       </m:oMathPara>
     </w:p>
-    <w:bookmarkEnd w:id="24"/>
-    <w:bookmarkEnd w:id="25"/>
-    <w:bookmarkStart w:id="26" w:name="حل-معادلات-حاکم"/>
+    <w:bookmarkEnd w:id="36"/>
+    <w:bookmarkEnd w:id="37"/>
+    <w:bookmarkStart w:id="41" w:name="حل-معادلات-حاکم"/>
     <w:p>
       <w:pPr>
         <w:pStyle w:val="Heading2"/>
@@ -43485,13 +43759,62 @@
     </w:p>
     <w:p>
       <w:pPr>
+        <w:pStyle w:val="CaptionedFigure"/>
         <w:bidi/>
       </w:pPr>
       <w:r>
-        <w:rPr>
-          <w:rtl/>
-        </w:rPr>
-        <w:t xml:space="preserve">[شکل: solution_flowchart]</w:t>
+        <w:drawing>
+          <wp:inline>
+            <wp:extent cx="5334000" cy="8228776"/>
+            <wp:effectExtent b="0" l="0" r="0" t="0"/>
+            <wp:docPr descr="شکل ۳-۵" title="" id="39" name="Picture"/>
+            <a:graphic>
+              <a:graphicData uri="http://schemas.openxmlformats.org/drawingml/2006/picture">
+                <pic:pic>
+                  <pic:nvPicPr>
+                    <pic:cNvPr descr="figures_ch123/solution_flowchart.png" id="40" name="Picture"/>
+                    <pic:cNvPicPr>
+                      <a:picLocks noChangeArrowheads="1" noChangeAspect="1"/>
+                    </pic:cNvPicPr>
+                  </pic:nvPicPr>
+                  <pic:blipFill>
+                    <a:blip r:embed="rId38"/>
+                    <a:stretch>
+                      <a:fillRect/>
+                    </a:stretch>
+                  </pic:blipFill>
+                  <pic:spPr bwMode="auto">
+                    <a:xfrm>
+                      <a:off x="0" y="0"/>
+                      <a:ext cx="5334000" cy="8228776"/>
+                    </a:xfrm>
+                    <a:prstGeom prst="rect">
+                      <a:avLst/>
+                    </a:prstGeom>
+                    <a:noFill/>
+                    <a:ln w="9525">
+                      <a:noFill/>
+                      <a:headEnd/>
+                      <a:tailEnd/>
+                    </a:ln>
+                  </pic:spPr>
+                </pic:pic>
+              </a:graphicData>
+            </a:graphic>
+          </wp:inline>
+        </w:drawing>
+      </w:r>
+    </w:p>
+    <w:p>
+      <w:pPr>
+        <w:pStyle w:val="ImageCaption"/>
+        <w:bidi/>
+      </w:pPr>
+      <w:r>
+        <w:rPr>
+          <w:rtl/>
+        </w:rPr>
+        <w:t xml:space="preserve">شکل ۳-۵</w:t>
       </w:r>
     </w:p>
     <w:p>
@@ -43704,8 +44027,8 @@
         <w:t xml:space="preserve">پیش‌رَویِ زمانیِ نیومارک و پس‌پردازشِ تنش‌ها.</w:t>
       </w:r>
     </w:p>
-    <w:bookmarkEnd w:id="26"/>
-    <w:bookmarkStart w:id="27" w:name="جمعبندی-فصل"/>
+    <w:bookmarkEnd w:id="41"/>
+    <w:bookmarkStart w:id="42" w:name="جمعبندی-فصل"/>
     <w:p>
       <w:pPr>
         <w:pStyle w:val="Heading2"/>
@@ -44455,8 +44778,8 @@
         <w:t xml:space="preserve">میدان‌های دما، جابجایی و تنش ارائه می‌شوند.</w:t>
       </w:r>
     </w:p>
-    <w:bookmarkEnd w:id="27"/>
-    <w:bookmarkEnd w:id="28"/>
+    <w:bookmarkEnd w:id="42"/>
+    <w:bookmarkEnd w:id="43"/>
     <w:sectPr>
       <w:footnotePr>
         <w:numRestart w:val="eachSect"/>

--- a/claude/thesis_chapter/CHAPTER3_formulation_FA_R1.docx
+++ b/claude/thesis_chapter/CHAPTER3_formulation_FA_R1.docx
@@ -1301,7 +1301,7 @@
       <w:r>
         <w:drawing>
           <wp:inline>
-            <wp:extent cx="5334000" cy="2834956"/>
+            <wp:extent cx="5334000" cy="2810407"/>
             <wp:effectExtent b="0" l="0" r="0" t="0"/>
             <wp:docPr descr="شکل ۳-۱" title="" id="10" name="Picture"/>
             <a:graphic>
@@ -1322,7 +1322,7 @@
                   <pic:spPr bwMode="auto">
                     <a:xfrm>
                       <a:off x="0" y="0"/>
-                      <a:ext cx="5334000" cy="2834956"/>
+                      <a:ext cx="5334000" cy="2810407"/>
                     </a:xfrm>
                     <a:prstGeom prst="rect">
                       <a:avLst/>
@@ -12197,7 +12197,7 @@
       <w:r>
         <w:drawing>
           <wp:inline>
-            <wp:extent cx="5334000" cy="3661426"/>
+            <wp:extent cx="5334000" cy="3609964"/>
             <wp:effectExtent b="0" l="0" r="0" t="0"/>
             <wp:docPr descr="شکل ۳-۳" title="" id="18" name="Picture"/>
             <a:graphic>
@@ -12218,7 +12218,7 @@
                   <pic:spPr bwMode="auto">
                     <a:xfrm>
                       <a:off x="0" y="0"/>
-                      <a:ext cx="5334000" cy="3661426"/>
+                      <a:ext cx="5334000" cy="3609964"/>
                     </a:xfrm>
                     <a:prstGeom prst="rect">
                       <a:avLst/>
